--- a/assets/08-T Análisis del mercado y benchmarking.docx
+++ b/assets/08-T Análisis del mercado y benchmarking.docx
@@ -4773,10 +4773,6 @@
     <w:p>
       <w:pPr>
         <w:pStyle w:val="Ttulo2"/>
-        <w:numPr>
-          <w:ilvl w:val="0"/>
-          <w:numId w:val="24"/>
-        </w:numPr>
         <w:rPr>
           <w:lang w:val="es-ES"/>
         </w:rPr>
@@ -4792,6 +4788,22 @@
           <w:lang w:val="es-ES"/>
         </w:rPr>
         <w:t>: nivel 0</w:t>
+      </w:r>
+      <w:commentRangeStart w:id="972167951"/>
+      <w:commentRangeStart w:id="1476835133"/>
+      <w:commentRangeEnd w:id="972167951"/>
+      <w:r>
+        <w:rPr>
+          <w:rStyle w:val="CommentReference"/>
+        </w:rPr>
+        <w:commentReference w:id="972167951"/>
+      </w:r>
+      <w:commentRangeEnd w:id="1476835133"/>
+      <w:r>
+        <w:rPr>
+          <w:rStyle w:val="CommentReference"/>
+        </w:rPr>
+        <w:commentReference w:id="1476835133"/>
       </w:r>
     </w:p>
     <w:tbl>
@@ -6003,7 +6015,23 @@
                 <w:color w:val="808080" w:themeColor="background1" w:themeTint="FF" w:themeShade="80"/>
                 <w:lang w:val="es-AR" w:eastAsia="es-AR"/>
               </w:rPr>
-              <w:t>25%</w:t>
+              <w:t>2</w:t>
+            </w:r>
+            <w:r>
+              <w:rPr>
+                <w:rFonts w:cs="Arial"/>
+                <w:color w:val="808080" w:themeColor="background1" w:themeTint="FF" w:themeShade="80"/>
+                <w:lang w:val="es-AR" w:eastAsia="es-AR"/>
+              </w:rPr>
+              <w:t>0</w:t>
+            </w:r>
+            <w:r>
+              <w:rPr>
+                <w:rFonts w:cs="Arial"/>
+                <w:color w:val="808080" w:themeColor="background1" w:themeTint="FF" w:themeShade="80"/>
+                <w:lang w:val="es-AR" w:eastAsia="es-AR"/>
+              </w:rPr>
+              <w:t>%</w:t>
             </w:r>
           </w:p>
         </w:tc>
@@ -6122,7 +6150,15 @@
                 <w:color w:val="808080" w:themeColor="background1" w:themeTint="FF" w:themeShade="80"/>
                 <w:lang w:val="es-AR" w:eastAsia="es-AR"/>
               </w:rPr>
-              <w:t>35%</w:t>
+              <w:t>4</w:t>
+            </w:r>
+            <w:r>
+              <w:rPr>
+                <w:rFonts w:cs="Arial"/>
+                <w:color w:val="808080" w:themeColor="background1" w:themeTint="FF" w:themeShade="80"/>
+                <w:lang w:val="es-AR" w:eastAsia="es-AR"/>
+              </w:rPr>
+              <w:t>5%</w:t>
             </w:r>
           </w:p>
         </w:tc>
@@ -6239,7 +6275,15 @@
                 <w:color w:val="808080" w:themeColor="background1" w:themeTint="FF" w:themeShade="80"/>
                 <w:lang w:val="es-AR" w:eastAsia="es-AR"/>
               </w:rPr>
-              <w:t>25%</w:t>
+              <w:t>1</w:t>
+            </w:r>
+            <w:r>
+              <w:rPr>
+                <w:rFonts w:cs="Arial"/>
+                <w:color w:val="808080" w:themeColor="background1" w:themeTint="FF" w:themeShade="80"/>
+                <w:lang w:val="es-AR" w:eastAsia="es-AR"/>
+              </w:rPr>
+              <w:t>5%</w:t>
             </w:r>
           </w:p>
         </w:tc>
@@ -6351,14 +6395,27 @@
               <w:spacing w:before="100" w:beforeAutospacing="on" w:after="100" w:afterAutospacing="on" w:line="240" w:lineRule="auto"/>
               <w:ind w:left="133" w:right="132"/>
               <w:textAlignment w:val="baseline"/>
-            </w:pPr>
-            <w:r>
               <w:rPr>
                 <w:rFonts w:cs="Arial"/>
                 <w:color w:val="808080" w:themeColor="background1" w:themeTint="FF" w:themeShade="80"/>
                 <w:lang w:val="es-AR" w:eastAsia="es-AR"/>
               </w:rPr>
-              <w:t>15%</w:t>
+            </w:pPr>
+            <w:r>
+              <w:rPr>
+                <w:rFonts w:cs="Arial"/>
+                <w:color w:val="808080" w:themeColor="background1" w:themeTint="FF" w:themeShade="80"/>
+                <w:lang w:val="es-AR" w:eastAsia="es-AR"/>
+              </w:rPr>
+              <w:t>20</w:t>
+            </w:r>
+            <w:r>
+              <w:rPr>
+                <w:rFonts w:cs="Arial"/>
+                <w:color w:val="808080" w:themeColor="background1" w:themeTint="FF" w:themeShade="80"/>
+                <w:lang w:val="es-AR" w:eastAsia="es-AR"/>
+              </w:rPr>
+              <w:t>%</w:t>
             </w:r>
           </w:p>
         </w:tc>
@@ -7284,14 +7341,14 @@
     <w:tbl>
       <w:tblPr>
         <w:tblStyle w:val="Tablaconcuadrcula"/>
-        <w:tblW w:w="9180" w:type="dxa"/>
+        <w:tblW w:w="9179" w:type="dxa"/>
         <w:tblLayout w:type="fixed"/>
         <w:tblLook w:val="04A0" w:firstRow="1" w:lastRow="0" w:firstColumn="1" w:lastColumn="0" w:noHBand="0" w:noVBand="1"/>
       </w:tblPr>
       <w:tblGrid>
-        <w:gridCol w:w="1192"/>
-        <w:gridCol w:w="2088"/>
-        <w:gridCol w:w="2692"/>
+        <w:gridCol w:w="1113"/>
+        <w:gridCol w:w="1926"/>
+        <w:gridCol w:w="2932"/>
         <w:gridCol w:w="3208"/>
       </w:tblGrid>
       <w:tr>
@@ -7300,7 +7357,7 @@
         </w:trPr>
         <w:tc>
           <w:tcPr>
-            <w:tcW w:w="5972" w:type="dxa"/>
+            <w:tcW w:w="5971" w:type="dxa"/>
             <w:gridSpan w:val="3"/>
             <w:tcMar/>
           </w:tcPr>
@@ -7414,7 +7471,7 @@
         </w:trPr>
         <w:tc>
           <w:tcPr>
-            <w:tcW w:w="3280" w:type="dxa"/>
+            <w:tcW w:w="3039" w:type="dxa"/>
             <w:gridSpan w:val="2"/>
             <w:shd w:val="clear" w:color="auto" w:fill="365F91" w:themeFill="accent1" w:themeFillShade="BF"/>
             <w:tcMar/>
@@ -7440,7 +7497,7 @@
         </w:tc>
         <w:tc>
           <w:tcPr>
-            <w:tcW w:w="2692" w:type="dxa"/>
+            <w:tcW w:w="2932" w:type="dxa"/>
             <w:shd w:val="clear" w:color="auto" w:fill="365F91" w:themeFill="accent1" w:themeFillShade="BF"/>
             <w:tcMar/>
             <w:vAlign w:val="center"/>
@@ -7495,7 +7552,7 @@
         </w:trPr>
         <w:tc>
           <w:tcPr>
-            <w:tcW w:w="3280" w:type="dxa"/>
+            <w:tcW w:w="3039" w:type="dxa"/>
             <w:gridSpan w:val="2"/>
             <w:tcMar/>
             <w:vAlign w:val="center"/>
@@ -7543,7 +7600,7 @@
         </w:tc>
         <w:tc>
           <w:tcPr>
-            <w:tcW w:w="2692" w:type="dxa"/>
+            <w:tcW w:w="2932" w:type="dxa"/>
             <w:tcMar/>
             <w:vAlign w:val="center"/>
           </w:tcPr>
@@ -7586,7 +7643,7 @@
         </w:trPr>
         <w:tc>
           <w:tcPr>
-            <w:tcW w:w="9180" w:type="dxa"/>
+            <w:tcW w:w="9179" w:type="dxa"/>
             <w:gridSpan w:val="4"/>
             <w:shd w:val="clear" w:color="auto" w:fill="365F91" w:themeFill="accent1" w:themeFillShade="BF"/>
             <w:tcMar/>
@@ -7617,7 +7674,7 @@
         </w:trPr>
         <w:tc>
           <w:tcPr>
-            <w:tcW w:w="1192" w:type="dxa"/>
+            <w:tcW w:w="1113" w:type="dxa"/>
             <w:shd w:val="clear" w:color="auto" w:fill="B8CCE4" w:themeFill="accent1" w:themeFillTint="66"/>
             <w:tcMar/>
             <w:vAlign w:val="center"/>
@@ -7639,7 +7696,7 @@
         </w:tc>
         <w:tc>
           <w:tcPr>
-            <w:tcW w:w="2088" w:type="dxa"/>
+            <w:tcW w:w="1926" w:type="dxa"/>
             <w:tcMar/>
             <w:vAlign w:val="center"/>
           </w:tcPr>
@@ -7686,7 +7743,7 @@
         </w:tc>
         <w:tc>
           <w:tcPr>
-            <w:tcW w:w="2692" w:type="dxa"/>
+            <w:tcW w:w="2932" w:type="dxa"/>
             <w:shd w:val="clear" w:color="auto" w:fill="B8CCE4" w:themeFill="accent1" w:themeFillTint="66"/>
             <w:tcMar/>
             <w:vAlign w:val="center"/>
@@ -7736,7 +7793,7 @@
         </w:trPr>
         <w:tc>
           <w:tcPr>
-            <w:tcW w:w="1192" w:type="dxa"/>
+            <w:tcW w:w="1113" w:type="dxa"/>
             <w:vMerge w:val="restart"/>
             <w:shd w:val="clear" w:color="auto" w:fill="B8CCE4" w:themeFill="accent1" w:themeFillTint="66"/>
             <w:tcMar/>
@@ -7759,7 +7816,7 @@
         </w:tc>
         <w:tc>
           <w:tcPr>
-            <w:tcW w:w="2088" w:type="dxa"/>
+            <w:tcW w:w="1926" w:type="dxa"/>
             <w:vMerge w:val="restart"/>
             <w:tcMar/>
             <w:vAlign w:val="center"/>
@@ -7783,7 +7840,7 @@
         </w:tc>
         <w:tc>
           <w:tcPr>
-            <w:tcW w:w="5900" w:type="dxa"/>
+            <w:tcW w:w="6140" w:type="dxa"/>
             <w:gridSpan w:val="2"/>
             <w:shd w:val="clear" w:color="auto" w:fill="B8CCE4" w:themeFill="accent1" w:themeFillTint="66"/>
             <w:tcMar/>
@@ -7808,7 +7865,7 @@
         </w:trPr>
         <w:tc>
           <w:tcPr>
-            <w:tcW w:w="1192" w:type="dxa"/>
+            <w:tcW w:w="1113" w:type="dxa"/>
             <w:vMerge/>
             <w:tcMar/>
             <w:vAlign w:val="center"/>
@@ -7824,7 +7881,7 @@
         </w:tc>
         <w:tc>
           <w:tcPr>
-            <w:tcW w:w="2088" w:type="dxa"/>
+            <w:tcW w:w="1926" w:type="dxa"/>
             <w:vMerge/>
             <w:tcMar/>
             <w:vAlign w:val="center"/>
@@ -7840,7 +7897,7 @@
         </w:tc>
         <w:tc>
           <w:tcPr>
-            <w:tcW w:w="5900" w:type="dxa"/>
+            <w:tcW w:w="6140" w:type="dxa"/>
             <w:gridSpan w:val="2"/>
             <w:shd w:val="clear" w:color="auto" w:fill="FFFFFF" w:themeFill="background1"/>
             <w:tcMar/>
@@ -7852,10 +7909,10 @@
             </w:pPr>
             <w:r>
               <w:drawing>
-                <wp:inline wp14:editId="33235B56" wp14:anchorId="4BD7D4A0">
-                  <wp:extent cx="3293427" cy="2554308"/>
+                <wp:inline wp14:editId="4EB6E1EB" wp14:anchorId="458FF83A">
+                  <wp:extent cx="3590925" cy="2609850"/>
                   <wp:effectExtent l="0" t="0" r="0" b="0"/>
-                  <wp:docPr id="1994720408" name="drawing"/>
+                  <wp:docPr id="213427488" name="drawing"/>
                   <wp:cNvGraphicFramePr>
                     <a:graphicFrameLocks noChangeAspect="1"/>
                   </wp:cNvGraphicFramePr>
@@ -7863,11 +7920,11 @@
                     <a:graphicData xmlns:a="http://schemas.openxmlformats.org/drawingml/2006/main" uri="http://schemas.openxmlformats.org/drawingml/2006/picture">
                       <pic:pic xmlns:pic="http://schemas.openxmlformats.org/drawingml/2006/picture">
                         <pic:nvPicPr>
-                          <pic:cNvPr id="1994720408" name="Picture 1994720408"/>
+                          <pic:cNvPr id="213427488" name="Picture 213427488"/>
                           <pic:cNvPicPr/>
                         </pic:nvPicPr>
                         <pic:blipFill>
-                          <a:blip xmlns:r="http://schemas.openxmlformats.org/officeDocument/2006/relationships" r:embed="rId450892494">
+                          <a:blip xmlns:r="http://schemas.openxmlformats.org/officeDocument/2006/relationships" r:embed="rId788420477">
                             <a:extLst>
                               <a:ext uri="{28A0092B-C50C-407E-A947-70E740481C1C}">
                                 <a14:useLocalDpi xmlns:a14="http://schemas.microsoft.com/office/drawing/2010/main"/>
@@ -7879,9 +7936,9 @@
                           </a:stretch>
                         </pic:blipFill>
                         <pic:spPr>
-                          <a:xfrm rot="0">
+                          <a:xfrm>
                             <a:off x="0" y="0"/>
-                            <a:ext cx="3293427" cy="2554308"/>
+                            <a:ext cx="3590925" cy="2609850"/>
                           </a:xfrm>
                           <a:prstGeom prst="rect">
                             <a:avLst/>
@@ -7902,7 +7959,7 @@
         </w:trPr>
         <w:tc>
           <w:tcPr>
-            <w:tcW w:w="1192" w:type="dxa"/>
+            <w:tcW w:w="1113" w:type="dxa"/>
             <w:shd w:val="clear" w:color="auto" w:fill="B8CCE4" w:themeFill="accent1" w:themeFillTint="66"/>
             <w:tcMar/>
             <w:vAlign w:val="center"/>
@@ -7924,7 +7981,7 @@
         </w:tc>
         <w:tc>
           <w:tcPr>
-            <w:tcW w:w="2088" w:type="dxa"/>
+            <w:tcW w:w="1926" w:type="dxa"/>
             <w:tcMar/>
             <w:vAlign w:val="center"/>
           </w:tcPr>
@@ -7988,7 +8045,7 @@
         </w:tc>
         <w:tc>
           <w:tcPr>
-            <w:tcW w:w="2692" w:type="dxa"/>
+            <w:tcW w:w="2932" w:type="dxa"/>
             <w:shd w:val="clear" w:color="auto" w:fill="B8CCE4" w:themeFill="accent1" w:themeFillTint="66"/>
             <w:tcMar/>
             <w:vAlign w:val="center"/>
@@ -16208,6 +16265,21 @@
         <w:t xml:space="preserve"> Ficha de Benchmarking de Proveedores</w:t>
       </w:r>
     </w:p>
+    <w:p>
+      <w:pPr>
+        <w:pStyle w:val="Normal"/>
+      </w:pPr>
+      <w:r>
+        <w:rPr>
+          <w:rFonts w:ascii="Arial" w:hAnsi="Arial" w:eastAsia="Arial" w:cs="Arial"/>
+          <w:noProof w:val="0"/>
+          <w:sz w:val="18"/>
+          <w:szCs w:val="18"/>
+          <w:lang w:val="es-ES"/>
+        </w:rPr>
+        <w:t>Si bien las cuatro alternativas difieren en su modelo de proveedor (mono-proveedor vs. integración multi-proveedor), todas fueron evaluadas bajo los mismos cuatro criterios de Nivel 0 (Proveedor, Funcional, Técnico, Económico) definidos en el RFI, lo que permite una comparación homogénea en términos de cobertura de necesidades, independientemente de cuántos fabricantes componen cada paquete.</w:t>
+      </w:r>
+    </w:p>
     <w:tbl>
       <w:tblPr>
         <w:tblStyle w:val="Tablanormal"/>
@@ -16407,15 +16479,29 @@
           </w:tcPr>
           <w:p>
             <w:pPr>
+              <w:pStyle w:val="Normal"/>
               <w:spacing w:before="0" w:beforeAutospacing="off" w:after="0" w:afterAutospacing="off"/>
-            </w:pPr>
-            <w:r>
-              <w:rPr>
+              <w:rPr>
+                <w:rFonts w:ascii="Arial" w:hAnsi="Arial" w:eastAsia="Arial" w:cs="Arial"/>
                 <w:b w:val="1"/>
                 <w:bCs w:val="1"/>
-                <w:color w:val="1F1F1F"/>
-              </w:rPr>
-              <w:t>Tipo de Solución</w:t>
+                <w:noProof w:val="0"/>
+                <w:sz w:val="18"/>
+                <w:szCs w:val="18"/>
+                <w:lang w:val="en-US"/>
+              </w:rPr>
+            </w:pPr>
+            <w:r>
+              <w:rPr>
+                <w:rFonts w:ascii="Arial" w:hAnsi="Arial" w:eastAsia="Arial" w:cs="Arial"/>
+                <w:b w:val="1"/>
+                <w:bCs w:val="1"/>
+                <w:noProof w:val="0"/>
+                <w:sz w:val="18"/>
+                <w:szCs w:val="18"/>
+                <w:lang w:val="en-US"/>
+              </w:rPr>
+              <w:t>Modelo de proveedor</w:t>
             </w:r>
           </w:p>
         </w:tc>
@@ -16438,13 +16524,18 @@
           </w:tcPr>
           <w:p>
             <w:pPr>
+              <w:pStyle w:val="Normal"/>
               <w:spacing w:before="0" w:beforeAutospacing="off" w:after="0" w:afterAutospacing="off"/>
             </w:pPr>
             <w:r>
               <w:rPr>
-                <w:color w:val="1F1F1F"/>
-              </w:rPr>
-              <w:t>Suite SaaS integrada y modular.</w:t>
+                <w:rFonts w:ascii="Arial" w:hAnsi="Arial" w:eastAsia="Arial" w:cs="Arial"/>
+                <w:noProof w:val="0"/>
+                <w:sz w:val="18"/>
+                <w:szCs w:val="18"/>
+                <w:lang w:val="en-US"/>
+              </w:rPr>
+              <w:t>Mono-proveedor — suite nativa integrada</w:t>
             </w:r>
           </w:p>
         </w:tc>
@@ -16467,13 +16558,18 @@
           </w:tcPr>
           <w:p>
             <w:pPr>
+              <w:pStyle w:val="Normal"/>
               <w:spacing w:before="0" w:beforeAutospacing="off" w:after="0" w:afterAutospacing="off"/>
             </w:pPr>
             <w:r>
               <w:rPr>
-                <w:color w:val="1F1F1F"/>
-              </w:rPr>
-              <w:t>Ecosistema ERP/CRM corporativo Cloud.</w:t>
+                <w:rFonts w:ascii="Arial" w:hAnsi="Arial" w:eastAsia="Arial" w:cs="Arial"/>
+                <w:noProof w:val="0"/>
+                <w:sz w:val="18"/>
+                <w:szCs w:val="18"/>
+                <w:lang w:val="es-ES"/>
+              </w:rPr>
+              <w:t>Mono-proveedor — dos productos del mismo fabricante (Microsoft)</w:t>
             </w:r>
           </w:p>
         </w:tc>
@@ -16496,13 +16592,18 @@
           </w:tcPr>
           <w:p>
             <w:pPr>
+              <w:pStyle w:val="Normal"/>
               <w:spacing w:before="0" w:beforeAutospacing="off" w:after="0" w:afterAutospacing="off"/>
             </w:pPr>
             <w:r>
               <w:rPr>
-                <w:color w:val="1F1F1F"/>
-              </w:rPr>
-              <w:t>Suite especializada en construcción + CRM líder.</w:t>
+                <w:rFonts w:ascii="Arial" w:hAnsi="Arial" w:eastAsia="Arial" w:cs="Arial"/>
+                <w:noProof w:val="0"/>
+                <w:sz w:val="18"/>
+                <w:szCs w:val="18"/>
+                <w:lang w:val="es-ES"/>
+              </w:rPr>
+              <w:t>Multi-proveedor — dos fabricantes distintos, integrados vía conector certificado</w:t>
             </w:r>
           </w:p>
         </w:tc>
@@ -16524,13 +16625,216 @@
           </w:tcPr>
           <w:p>
             <w:pPr>
+              <w:pStyle w:val="Normal"/>
               <w:spacing w:before="0" w:beforeAutospacing="off" w:after="0" w:afterAutospacing="off"/>
             </w:pPr>
             <w:r>
               <w:rPr>
+                <w:rFonts w:ascii="Arial" w:hAnsi="Arial" w:eastAsia="Arial" w:cs="Arial"/>
+                <w:noProof w:val="0"/>
+                <w:sz w:val="18"/>
+                <w:szCs w:val="18"/>
+                <w:lang w:val="es-ES"/>
+              </w:rPr>
+              <w:t>Multi-proveedor — dos fabricantes distintos, integrados vía app nativa</w:t>
+            </w:r>
+          </w:p>
+        </w:tc>
+      </w:tr>
+      <w:tr>
+        <w:trPr>
+          <w:trHeight w:val="300"/>
+        </w:trPr>
+        <w:tc>
+          <w:tcPr>
+            <w:tcW w:w="1803" w:type="dxa"/>
+            <w:tcBorders>
+              <w:top w:val="single" w:sz="6"/>
+              <w:left w:val="single" w:sz="6"/>
+              <w:bottom w:val="single" w:sz="6"/>
+              <w:right w:val="single" w:sz="6"/>
+            </w:tcBorders>
+            <w:tcMar>
+              <w:top w:w="240" w:type="dxa"/>
+              <w:bottom w:w="240" w:type="dxa"/>
+              <w:right w:w="180" w:type="dxa"/>
+            </w:tcMar>
+            <w:vAlign w:val="center"/>
+          </w:tcPr>
+          <w:p>
+            <w:pPr>
+              <w:spacing w:before="0" w:beforeAutospacing="off" w:after="0" w:afterAutospacing="off"/>
+              <w:rPr>
+                <w:b w:val="1"/>
+                <w:bCs w:val="1"/>
                 <w:color w:val="1F1F1F"/>
               </w:rPr>
-              <w:t>Combinación de CRM ágil y gestión de proyectos visual.</w:t>
+            </w:pPr>
+            <w:r>
+              <w:rPr>
+                <w:b w:val="1"/>
+                <w:bCs w:val="1"/>
+                <w:color w:val="1F1F1F"/>
+              </w:rPr>
+              <w:t>Tipo de Solución</w:t>
+            </w:r>
+            <w:commentRangeStart w:id="1109088590"/>
+            <w:commentRangeStart w:id="1007778025"/>
+            <w:commentRangeEnd w:id="1109088590"/>
+            <w:r>
+              <w:rPr>
+                <w:rStyle w:val="CommentReference"/>
+              </w:rPr>
+              <w:commentReference w:id="1109088590"/>
+            </w:r>
+            <w:commentRangeEnd w:id="1007778025"/>
+            <w:r>
+              <w:rPr>
+                <w:rStyle w:val="CommentReference"/>
+              </w:rPr>
+              <w:commentReference w:id="1007778025"/>
+            </w:r>
+          </w:p>
+          <w:p>
+            <w:pPr>
+              <w:pStyle w:val="Normal"/>
+              <w:bidi w:val="0"/>
+              <w:rPr>
+                <w:b w:val="1"/>
+                <w:bCs w:val="1"/>
+                <w:color w:val="1F1F1F"/>
+              </w:rPr>
+            </w:pPr>
+          </w:p>
+        </w:tc>
+        <w:tc>
+          <w:tcPr>
+            <w:tcW w:w="1803" w:type="dxa"/>
+            <w:tcBorders>
+              <w:top w:val="single" w:sz="6"/>
+              <w:left w:val="single" w:sz="6"/>
+              <w:bottom w:val="single" w:sz="6"/>
+              <w:right w:val="single" w:sz="6"/>
+            </w:tcBorders>
+            <w:tcMar>
+              <w:top w:w="240" w:type="dxa"/>
+              <w:left w:w="180" w:type="dxa"/>
+              <w:bottom w:w="240" w:type="dxa"/>
+              <w:right w:w="180" w:type="dxa"/>
+            </w:tcMar>
+            <w:vAlign w:val="center"/>
+          </w:tcPr>
+          <w:p>
+            <w:pPr>
+              <w:pStyle w:val="Normal"/>
+            </w:pPr>
+            <w:r>
+              <w:rPr>
+                <w:rFonts w:ascii="Arial" w:hAnsi="Arial" w:eastAsia="Arial" w:cs="Arial"/>
+                <w:noProof w:val="0"/>
+                <w:sz w:val="18"/>
+                <w:szCs w:val="18"/>
+                <w:lang w:val="en-US"/>
+              </w:rPr>
+              <w:t>Suite SaaS integrada y modular, de un único proveedor.</w:t>
+            </w:r>
+          </w:p>
+        </w:tc>
+        <w:tc>
+          <w:tcPr>
+            <w:tcW w:w="1803" w:type="dxa"/>
+            <w:tcBorders>
+              <w:top w:val="single" w:sz="6"/>
+              <w:left w:val="single" w:sz="6"/>
+              <w:bottom w:val="single" w:sz="6"/>
+              <w:right w:val="single" w:sz="6"/>
+            </w:tcBorders>
+            <w:tcMar>
+              <w:top w:w="240" w:type="dxa"/>
+              <w:left w:w="180" w:type="dxa"/>
+              <w:bottom w:w="240" w:type="dxa"/>
+              <w:right w:w="180" w:type="dxa"/>
+            </w:tcMar>
+            <w:vAlign w:val="center"/>
+          </w:tcPr>
+          <w:p>
+            <w:pPr>
+              <w:pStyle w:val="Normal"/>
+            </w:pPr>
+            <w:r>
+              <w:rPr>
+                <w:rFonts w:ascii="Arial" w:hAnsi="Arial" w:eastAsia="Arial" w:cs="Arial"/>
+                <w:noProof w:val="0"/>
+                <w:sz w:val="18"/>
+                <w:szCs w:val="18"/>
+                <w:lang w:val="en-US"/>
+              </w:rPr>
+              <w:t>Ecosistema ERP/CRM corporativo Cloud, de un único proveedor con módulos especializados.</w:t>
+            </w:r>
+          </w:p>
+        </w:tc>
+        <w:tc>
+          <w:tcPr>
+            <w:tcW w:w="1803" w:type="dxa"/>
+            <w:tcBorders>
+              <w:top w:val="single" w:sz="6"/>
+              <w:left w:val="single" w:sz="6"/>
+              <w:bottom w:val="single" w:sz="6"/>
+              <w:right w:val="single" w:sz="6"/>
+            </w:tcBorders>
+            <w:tcMar>
+              <w:top w:w="240" w:type="dxa"/>
+              <w:left w:w="180" w:type="dxa"/>
+              <w:bottom w:w="240" w:type="dxa"/>
+              <w:right w:w="180" w:type="dxa"/>
+            </w:tcMar>
+            <w:vAlign w:val="center"/>
+          </w:tcPr>
+          <w:p>
+            <w:pPr>
+              <w:pStyle w:val="Normal"/>
+            </w:pPr>
+            <w:r>
+              <w:rPr>
+                <w:rFonts w:ascii="Arial" w:hAnsi="Arial" w:eastAsia="Arial" w:cs="Arial"/>
+                <w:noProof w:val="0"/>
+                <w:sz w:val="18"/>
+                <w:szCs w:val="18"/>
+                <w:lang w:val="en-US"/>
+              </w:rPr>
+              <w:t>Combinación de dos soluciones líderes en sus nichos (construcción + CRM), integradas mediante conector.</w:t>
+            </w:r>
+          </w:p>
+        </w:tc>
+        <w:tc>
+          <w:tcPr>
+            <w:tcW w:w="1803" w:type="dxa"/>
+            <w:tcBorders>
+              <w:top w:val="single" w:sz="6"/>
+              <w:left w:val="single" w:sz="6"/>
+              <w:bottom w:val="single" w:sz="6"/>
+              <w:right w:val="single" w:sz="6"/>
+            </w:tcBorders>
+            <w:tcMar>
+              <w:top w:w="240" w:type="dxa"/>
+              <w:left w:w="180" w:type="dxa"/>
+              <w:bottom w:w="240" w:type="dxa"/>
+            </w:tcMar>
+            <w:vAlign w:val="center"/>
+          </w:tcPr>
+          <w:p>
+            <w:pPr>
+              <w:pStyle w:val="Normal"/>
+            </w:pPr>
+            <w:r>
+              <w:rPr>
+                <w:rFonts w:ascii="Arial" w:hAnsi="Arial" w:eastAsia="Arial" w:cs="Arial"/>
+                <w:noProof w:val="0"/>
+                <w:sz w:val="18"/>
+                <w:szCs w:val="18"/>
+                <w:lang w:val="en-US"/>
+              </w:rPr>
+              <w:t>Combinación de dos soluciones líderes en sus nichos (CRM ágil + gestión visual de proyectos), integradas mediante conector.</w:t>
             </w:r>
           </w:p>
         </w:tc>
@@ -17819,6 +18123,7 @@
       <w:pPr>
         <w:pStyle w:val="Normal"/>
       </w:pPr>
+      <w:commentRangeStart w:id="1235345331"/>
       <w:r>
         <w:rPr>
           <w:b w:val="1"/>
@@ -17847,11 +18152,14 @@
     <w:p>
       <w:pPr>
         <w:pStyle w:val="Normal"/>
-      </w:pPr>
-      <w:r>
         <w:rPr>
           <w:lang w:val="en-US"/>
         </w:rPr>
+      </w:pPr>
+      <w:r>
+        <w:rPr>
+          <w:lang w:val="en-US"/>
+        </w:rPr>
         <w:t xml:space="preserve">Justificación de Preselección de Proveedores para RFP: en base al análisis cualitativo del mercado, se descarta </w:t>
       </w:r>
       <w:r>
@@ -17865,6 +18173,13 @@
           <w:lang w:val="en-US"/>
         </w:rPr>
         <w:t xml:space="preserve"> + Salesforce debido a que su presupuesto inicial excede la realidad operativa de una estructura de 5 empleados internos, y HubSpot + Monday.com por sus limitaciones en la gestión técnica offline requerida en Los Cardales. </w:t>
+      </w:r>
+      <w:commentRangeEnd w:id="1235345331"/>
+      <w:r>
+        <w:rPr>
+          <w:rStyle w:val="CommentReference"/>
+        </w:rPr>
+        <w:commentReference w:id="1235345331"/>
       </w:r>
     </w:p>
     <w:p>
@@ -17945,6 +18260,121 @@
     </w:sectPr>
   </w:body>
 </w:document>
+</file>
+
+<file path=word/comments.xml><?xml version="1.0" encoding="utf-8"?>
+<w:comments xmlns:w14="http://schemas.microsoft.com/office/word/2010/wordml" xmlns:w="http://schemas.openxmlformats.org/wordprocessingml/2006/main">
+  <w:comment xmlns:w="http://schemas.openxmlformats.org/wordprocessingml/2006/main" w:initials="CL" w:author="CORREA MARIA LAURA" w:date="2026-06-15T19:30:28" w:id="1235345331">
+    <w:p xmlns:w14="http://schemas.microsoft.com/office/word/2010/wordml" xmlns:w="http://schemas.openxmlformats.org/wordprocessingml/2006/main">
+      <w:pPr>
+        <w:pStyle w:val="CommentText"/>
+      </w:pPr>
+      <w:r>
+        <w:rPr>
+          <w:rStyle w:val="CommentReference"/>
+        </w:rPr>
+        <w:annotationRef/>
+      </w:r>
+      <w:r>
+        <w:t>Esto es lo que se espera que digan en la presentacion al mencionar la PRE SELECCION y el descarte de los dos proveedores en el RFI</w:t>
+      </w:r>
+    </w:p>
+  </w:comment>
+  <w:comment xmlns:w="http://schemas.openxmlformats.org/wordprocessingml/2006/main" w:initials="CL" w:author="CORREA MARIA LAURA" w:date="2026-06-15T20:12:45" w:id="972167951">
+    <w:p xmlns:w14="http://schemas.microsoft.com/office/word/2010/wordml" xmlns:w="http://schemas.openxmlformats.org/wordprocessingml/2006/main">
+      <w:pPr>
+        <w:pStyle w:val="CommentText"/>
+      </w:pPr>
+      <w:r>
+        <w:rPr>
+          <w:rStyle w:val="CommentReference"/>
+        </w:rPr>
+        <w:annotationRef/>
+      </w:r>
+      <w:r>
+        <w:t>En el RFP tienen otras ponderaciones de nivel 0, fijanse de que queden relfejados los valores finales en todos los entregables.</w:t>
+      </w:r>
+    </w:p>
+  </w:comment>
+  <w:comment xmlns:w="http://schemas.openxmlformats.org/wordprocessingml/2006/main" w:initials="SE" w:author="Sebastian Hernan Escudero" w:date="2026-06-20T16:58:34" w:id="1476835133">
+    <w:p xmlns:w14="http://schemas.microsoft.com/office/word/2010/wordml" xmlns:w="http://schemas.openxmlformats.org/wordprocessingml/2006/main">
+      <w:pPr>
+        <w:pStyle w:val="CommentText"/>
+      </w:pPr>
+      <w:r>
+        <w:rPr>
+          <w:rStyle w:val="CommentReference"/>
+        </w:rPr>
+        <w:annotationRef/>
+      </w:r>
+      <w:r>
+        <w:t>listo</w:t>
+      </w:r>
+    </w:p>
+  </w:comment>
+  <w:comment xmlns:w="http://schemas.openxmlformats.org/wordprocessingml/2006/main" w:initials="CL" w:author="CORREA MARIA LAURA" w:date="2026-06-15T19:26:54" w:id="1109088590">
+    <w:p xmlns:w14="http://schemas.microsoft.com/office/word/2010/wordml" xmlns:w="http://schemas.openxmlformats.org/wordprocessingml/2006/main">
+      <w:pPr>
+        <w:pStyle w:val="CommentText"/>
+      </w:pPr>
+      <w:r>
+        <w:rPr>
+          <w:rStyle w:val="CommentReference"/>
+        </w:rPr>
+        <w:annotationRef/>
+      </w:r>
+      <w:r>
+        <w:t>No queda 100% claro si estan comparando una solcuion de sitintos proveedores o distintas soluciones que no son comparables.</w:t>
+      </w:r>
+    </w:p>
+  </w:comment>
+  <w:comment xmlns:w="http://schemas.openxmlformats.org/wordprocessingml/2006/main" w:initials="SE" w:author="Sebastian Hernan Escudero" w:date="2026-06-20T17:01:00" w:id="1007778025">
+    <w:p xmlns:w14="http://schemas.microsoft.com/office/word/2010/wordml" xmlns:w="http://schemas.openxmlformats.org/wordprocessingml/2006/main">
+      <w:pPr>
+        <w:pStyle w:val="CommentText"/>
+      </w:pPr>
+      <w:r>
+        <w:rPr>
+          <w:rStyle w:val="CommentReference"/>
+        </w:rPr>
+        <w:annotationRef/>
+      </w:r>
+      <w:r>
+        <w:t>listo</w:t>
+      </w:r>
+    </w:p>
+  </w:comment>
+</w:comments>
+</file>
+
+<file path=word/commentsExtended.xml><?xml version="1.0" encoding="utf-8"?>
+<w15:commentsEx xmlns:mc="http://schemas.openxmlformats.org/markup-compatibility/2006" xmlns:w15="http://schemas.microsoft.com/office/word/2012/wordml" mc:Ignorable="w15">
+  <w15:commentEx w15:done="0" w15:paraId="21E3C96C" w15:paraIdParent="28D9DBC3"/>
+  <w15:commentEx w15:done="0" w15:paraId="78055F01"/>
+  <w15:commentEx w15:done="0" w15:paraId="28D9DBC3"/>
+  <w15:commentEx w15:paraId="7FF94DA0"/>
+  <w15:commentEx w15:done="0" w15:paraId="653E2EDE" w15:paraIdParent="7FF94DA0"/>
+</w15:commentsEx>
+</file>
+
+<file path=word/commentsExtensible.xml><?xml version="1.0" encoding="utf-8"?>
+<w16cex:commentsExtensible xmlns:w16="http://schemas.microsoft.com/office/word/2018/wordml" xmlns:w16cex="http://schemas.microsoft.com/office/word/2018/wordml/cex" xmlns:mc="http://schemas.openxmlformats.org/markup-compatibility/2006" mc:Ignorable="w16 w16cex">
+  <w16cex:commentExtensible w16cex:durableId="6FD3BA4F" w16cex:dateUtc="2026-06-20T19:58:34.909Z"/>
+  <w16cex:commentExtensible w16cex:durableId="510BEC7E" w16cex:dateUtc="2026-06-15T22:30:28.852Z"/>
+  <w16cex:commentExtensible w16cex:durableId="33AC84A5" w16cex:dateUtc="2026-06-15T23:12:45.611Z"/>
+  <w16cex:commentExtensible w16cex:durableId="16ABC6B0" w16cex:dateUtc="2026-06-15T22:26:54.484Z"/>
+  <w16cex:commentExtensible w16cex:durableId="07488C9A" w16cex:dateUtc="2026-06-20T20:01:00.378Z"/>
+</w16cex:commentsExtensible>
+</file>
+
+<file path=word/commentsIds.xml><?xml version="1.0" encoding="utf-8"?>
+<w16cid:commentsIds xmlns:mc="http://schemas.openxmlformats.org/markup-compatibility/2006" xmlns:w16cid="http://schemas.microsoft.com/office/word/2016/wordml/cid" mc:Ignorable="w16cid">
+  <w16cid:commentId w16cid:paraId="78055F01" w16cid:durableId="510BEC7E"/>
+  <w16cid:commentId w16cid:paraId="28D9DBC3" w16cid:durableId="33AC84A5"/>
+  <w16cid:commentId w16cid:paraId="21E3C96C" w16cid:durableId="6FD3BA4F"/>
+  <w16cid:commentId w16cid:paraId="7FF94DA0" w16cid:durableId="16ABC6B0"/>
+  <w16cid:commentId w16cid:paraId="653E2EDE" w16cid:durableId="07488C9A"/>
+</w16cid:commentsIds>
 </file>
 
 <file path=word/endnotes.xml><?xml version="1.0" encoding="utf-8"?>
@@ -31912,6 +32342,20 @@
     <w:abstractNumId w:val="23"/>
   </w:num>
 </w:numbering>
+</file>
+
+<file path=word/people.xml><?xml version="1.0" encoding="utf-8"?>
+<w15:people xmlns:mc="http://schemas.openxmlformats.org/markup-compatibility/2006" xmlns:w15="http://schemas.microsoft.com/office/word/2012/wordml" mc:Ignorable="w15">
+  <w15:person w15:author="CORREA MARIA LAURA">
+    <w15:presenceInfo w15:providerId="AD" w15:userId="S::84mc33837407@campus.economicas.uba.ar::479c2a0b-106a-4d66-9615-042568217a54"/>
+  </w15:person>
+  <w15:person w15:author="Sebastian Hernan Escudero">
+    <w15:presenceInfo w15:providerId="AD" w15:userId="S::00es29799663@campus.economicas.uba.ar::0a92d501-05cd-4aee-87ec-45880e912a28"/>
+  </w15:person>
+  <w15:person w15:author="Sebastian Hernan Escudero">
+    <w15:presenceInfo w15:providerId="AD" w15:userId="S::00es29799663@campus.economicas.uba.ar::0a92d501-05cd-4aee-87ec-45880e912a28"/>
+  </w15:person>
+</w15:people>
 </file>
 
 <file path=word/styles.xml><?xml version="1.0" encoding="utf-8"?>
